--- a/doc_templates/tasvie_hefazat.docx
+++ b/doc_templates/tasvie_hefazat.docx
@@ -6,7 +6,7 @@
       <w:pPr>
         <w:bidi/>
         <w:rPr>
-          <w:rFonts w:hint="cs"/>
+          <w:rFonts w:ascii="B Nazanin" w:hAnsi="B Nazanin" w:cs="B Nazanin"/>
           <w:noProof/>
           <w:sz w:val="20"/>
           <w:szCs w:val="28"/>
@@ -16,6 +16,7 @@
       </w:pPr>
       <w:r>
         <w:rPr>
+          <w:rFonts w:ascii="B Nazanin" w:hAnsi="B Nazanin" w:cs="B Nazanin"/>
           <w:noProof/>
           <w:sz w:val="20"/>
           <w:szCs w:val="28"/>
@@ -23,7 +24,7 @@
           <w:lang w:bidi="fa-IR"/>
         </w:rPr>
         <w:pict w14:anchorId="149069AB">
-          <v:roundrect id="_x0000_s1065" style="position:absolute;left:0;text-align:left;margin-left:86.5pt;margin-top:71.2pt;width:193.6pt;height:32.1pt;z-index:4" arcsize="25486f">
+          <v:roundrect id="_x0000_s1065" style="position:absolute;left:0;text-align:left;margin-left:86.5pt;margin-top:71.2pt;width:193.6pt;height:32.1pt;z-index:3" arcsize="25486f">
             <v:fill r:id="rId6" o:title="5%" type="pattern"/>
             <v:textbox style="mso-next-textbox:#_x0000_s1065">
               <w:txbxContent>
@@ -65,7 +66,17 @@
                       <w:rtl/>
                       <w:lang w:bidi="fa-IR"/>
                     </w:rPr>
-                    <w:t xml:space="preserve"> پیوست 1</w:t>
+                    <w:t xml:space="preserve"> پیوست </w:t>
+                  </w:r>
+                  <w:r>
+                    <w:rPr>
+                      <w:rFonts w:cs="B Titr" w:hint="cs"/>
+                      <w:b/>
+                      <w:bCs/>
+                      <w:rtl/>
+                      <w:lang w:bidi="fa-IR"/>
+                    </w:rPr>
+                    <w:t>۱</w:t>
                   </w:r>
                 </w:p>
                 <w:p/>
@@ -85,6 +96,7 @@
       </w:r>
       <w:r>
         <w:rPr>
+          <w:rFonts w:ascii="B Nazanin" w:hAnsi="B Nazanin" w:cs="B Nazanin"/>
           <w:noProof/>
           <w:sz w:val="28"/>
           <w:szCs w:val="28"/>
@@ -101,7 +113,7 @@
                       <w:tab w:val="left" w:pos="5864"/>
                     </w:tabs>
                     <w:rPr>
-                      <w:rFonts w:cs="B Nazanin" w:hint="cs"/>
+                      <w:rFonts w:cs="B Nazanin"/>
                       <w:b/>
                       <w:bCs/>
                       <w:sz w:val="18"/>
@@ -176,31 +188,115 @@
                       <w:rtl/>
                       <w:lang w:bidi="fa-IR"/>
                     </w:rPr>
-                    <w:t>2057</w:t>
-                  </w:r>
-                  <w:r>
-                    <w:rPr>
-                      <w:rFonts w:cs="B Nazanin" w:hint="cs"/>
-                      <w:b/>
-                      <w:bCs/>
-                      <w:sz w:val="18"/>
-                      <w:szCs w:val="18"/>
-                      <w:rtl/>
-                      <w:lang w:bidi="fa-IR"/>
-                    </w:rPr>
-                    <w:t>/41/40</w:t>
-                  </w:r>
-                  <w:r>
-                    <w:rPr>
-                      <w:rFonts w:cs="B Nazanin" w:hint="cs"/>
-                      <w:b/>
-                      <w:bCs/>
-                      <w:sz w:val="18"/>
-                      <w:szCs w:val="18"/>
-                      <w:rtl/>
-                      <w:lang w:bidi="fa-IR"/>
-                    </w:rPr>
-                    <w:t>/301/515/زم</w:t>
+                    <w:t>۲۰۵۷</w:t>
+                  </w:r>
+                  <w:r>
+                    <w:rPr>
+                      <w:rFonts w:cs="B Nazanin" w:hint="cs"/>
+                      <w:b/>
+                      <w:bCs/>
+                      <w:sz w:val="18"/>
+                      <w:szCs w:val="18"/>
+                      <w:rtl/>
+                      <w:lang w:bidi="fa-IR"/>
+                    </w:rPr>
+                    <w:t>/</w:t>
+                  </w:r>
+                  <w:r>
+                    <w:rPr>
+                      <w:rFonts w:cs="B Nazanin" w:hint="cs"/>
+                      <w:b/>
+                      <w:bCs/>
+                      <w:sz w:val="18"/>
+                      <w:szCs w:val="18"/>
+                      <w:rtl/>
+                      <w:lang w:bidi="fa-IR"/>
+                    </w:rPr>
+                    <w:t>۴۱</w:t>
+                  </w:r>
+                  <w:r>
+                    <w:rPr>
+                      <w:rFonts w:cs="B Nazanin" w:hint="cs"/>
+                      <w:b/>
+                      <w:bCs/>
+                      <w:sz w:val="18"/>
+                      <w:szCs w:val="18"/>
+                      <w:rtl/>
+                      <w:lang w:bidi="fa-IR"/>
+                    </w:rPr>
+                    <w:t>/</w:t>
+                  </w:r>
+                  <w:r>
+                    <w:rPr>
+                      <w:rFonts w:cs="B Nazanin" w:hint="cs"/>
+                      <w:b/>
+                      <w:bCs/>
+                      <w:sz w:val="18"/>
+                      <w:szCs w:val="18"/>
+                      <w:rtl/>
+                      <w:lang w:bidi="fa-IR"/>
+                    </w:rPr>
+                    <w:t>۴۰</w:t>
+                  </w:r>
+                  <w:r>
+                    <w:rPr>
+                      <w:rFonts w:cs="B Nazanin" w:hint="cs"/>
+                      <w:b/>
+                      <w:bCs/>
+                      <w:sz w:val="18"/>
+                      <w:szCs w:val="18"/>
+                      <w:rtl/>
+                      <w:lang w:bidi="fa-IR"/>
+                    </w:rPr>
+                    <w:t>/</w:t>
+                  </w:r>
+                  <w:r>
+                    <w:rPr>
+                      <w:rFonts w:cs="B Nazanin" w:hint="cs"/>
+                      <w:b/>
+                      <w:bCs/>
+                      <w:sz w:val="18"/>
+                      <w:szCs w:val="18"/>
+                      <w:rtl/>
+                      <w:lang w:bidi="fa-IR"/>
+                    </w:rPr>
+                    <w:t>۳۰۱</w:t>
+                  </w:r>
+                  <w:r>
+                    <w:rPr>
+                      <w:rFonts w:cs="B Nazanin" w:hint="cs"/>
+                      <w:b/>
+                      <w:bCs/>
+                      <w:sz w:val="18"/>
+                      <w:szCs w:val="18"/>
+                      <w:rtl/>
+                      <w:lang w:bidi="fa-IR"/>
+                    </w:rPr>
+                    <w:t>/</w:t>
+                  </w:r>
+                  <w:r>
+                    <w:rPr>
+                      <w:rFonts w:cs="B Nazanin" w:hint="cs"/>
+                      <w:b/>
+                      <w:bCs/>
+                      <w:sz w:val="18"/>
+                      <w:szCs w:val="18"/>
+                      <w:rtl/>
+                      <w:lang w:bidi="fa-IR"/>
+                    </w:rPr>
+                    <w:t>۵۱۵</w:t>
+                  </w:r>
+                  <w:r>
+                    <w:rPr>
+                      <w:rFonts w:cs="B Nazanin" w:hint="cs"/>
+                      <w:b/>
+                      <w:bCs/>
+                      <w:sz w:val="18"/>
+                      <w:szCs w:val="18"/>
+                      <w:rtl/>
+                      <w:lang w:bidi="fa-IR"/>
+                    </w:rPr>
+                    <w:t>/زم</w:t>
                   </w:r>
                   <w:r>
                     <w:rPr>
@@ -221,7 +317,7 @@
                       <w:tab w:val="left" w:pos="5864"/>
                     </w:tabs>
                     <w:rPr>
-                      <w:rFonts w:cs="B Nazanin" w:hint="cs"/>
+                      <w:rFonts w:cs="B Nazanin"/>
                       <w:b/>
                       <w:bCs/>
                       <w:sz w:val="18"/>
@@ -264,7 +360,18 @@
                       <w:szCs w:val="18"/>
                       <w:lang w:bidi="fa-IR"/>
                     </w:rPr>
-                    <w:t>|</w:t>
+                    <w:t>|jalali</w:t>
+                  </w:r>
+                  <w:r>
+                    <w:rPr>
+                      <w:rFonts w:cs="B Nazanin"/>
+                      <w:b/>
+                      <w:bCs/>
+                      <w:sz w:val="18"/>
+                      <w:szCs w:val="18"/>
+                      <w:lang w:bidi="fa-IR"/>
+                    </w:rPr>
+                    <w:t>|fa_</w:t>
                   </w:r>
                   <w:proofErr w:type="gramStart"/>
                   <w:r>
@@ -276,7 +383,7 @@
                       <w:szCs w:val="18"/>
                       <w:lang w:bidi="fa-IR"/>
                     </w:rPr>
-                    <w:t>jalali</w:t>
+                    <w:t>num</w:t>
                   </w:r>
                   <w:proofErr w:type="spellEnd"/>
                   <w:r>
@@ -284,11 +391,22 @@
                       <w:rFonts w:cs="B Nazanin"/>
                       <w:b/>
                       <w:bCs/>
-                      <w:sz w:val="18"/>
-                      <w:szCs w:val="18"/>
-                      <w:lang w:bidi="fa-IR"/>
-                    </w:rPr>
-                    <w:t xml:space="preserve"> }</w:t>
+                      <w:sz w:val="14"/>
+                      <w:szCs w:val="14"/>
+                      <w:lang w:bidi="fa-IR"/>
+                    </w:rPr>
+                    <w:t xml:space="preserve"> </w:t>
+                  </w:r>
+                  <w:r>
+                    <w:rPr>
+                      <w:rFonts w:cs="B Nazanin"/>
+                      <w:b/>
+                      <w:bCs/>
+                      <w:sz w:val="18"/>
+                      <w:szCs w:val="18"/>
+                      <w:lang w:bidi="fa-IR"/>
+                    </w:rPr>
+                    <w:t>}</w:t>
                   </w:r>
                   <w:proofErr w:type="gramEnd"/>
                   <w:r>
@@ -311,7 +429,30 @@
                       <w:szCs w:val="18"/>
                       <w:lang w:bidi="fa-IR"/>
                     </w:rPr>
-                    <w:t xml:space="preserve">                     </w:t>
+                    <w:t xml:space="preserve">        </w:t>
+                  </w:r>
+                  <w:r>
+                    <w:rPr>
+                      <w:rFonts w:cs="B Nazanin" w:hint="cs"/>
+                      <w:b/>
+                      <w:bCs/>
+                      <w:sz w:val="18"/>
+                      <w:szCs w:val="18"/>
+                      <w:rtl/>
+                      <w:lang w:bidi="fa-IR"/>
+                    </w:rPr>
+                    <w:t xml:space="preserve">    </w:t>
+                  </w:r>
+                  <w:r>
+                    <w:rPr>
+                      <w:rFonts w:cs="B Nazanin"/>
+                      <w:b/>
+                      <w:bCs/>
+                      <w:sz w:val="18"/>
+                      <w:szCs w:val="18"/>
+                      <w:lang w:bidi="fa-IR"/>
+                    </w:rPr>
+                    <w:t xml:space="preserve">             </w:t>
                   </w:r>
                   <w:r>
                     <w:rPr>
@@ -705,12 +846,16 @@
         </w:pict>
       </w:r>
       <w:r>
+        <w:rPr>
+          <w:rFonts w:ascii="B Nazanin" w:hAnsi="B Nazanin" w:cs="B Nazanin"/>
+          <w:rtl/>
+        </w:rPr>
         <w:pict w14:anchorId="4673C746">
           <v:shapetype id="_x0000_t202" coordsize="21600,21600" o:spt="202" path="m,l,21600r21600,l21600,xe">
             <v:stroke joinstyle="miter"/>
             <v:path gradientshapeok="t" o:connecttype="rect"/>
           </v:shapetype>
-          <v:shape id="_x0000_s1090" type="#_x0000_t202" style="position:absolute;left:0;text-align:left;margin-left:297.45pt;margin-top:-7.6pt;width:55.7pt;height:78.8pt;z-index:6;mso-wrap-style:none" strokecolor="white">
+          <v:shape id="_x0000_s1090" type="#_x0000_t202" style="position:absolute;left:0;text-align:left;margin-left:297.45pt;margin-top:-7.6pt;width:55.7pt;height:78.8pt;z-index:5;mso-wrap-style:none" strokecolor="white">
             <v:textbox>
               <w:txbxContent>
                 <w:p>
@@ -748,7 +893,7 @@
                         <v:path o:extrusionok="f" gradientshapeok="t" o:connecttype="rect"/>
                         <o:lock v:ext="edit" aspectratio="t"/>
                       </v:shapetype>
-                      <v:shape id="_x0000_i1025" type="#_x0000_t75" style="width:40.45pt;height:61.6pt">
+                      <v:shape id="_x0000_i1026" type="#_x0000_t75" style="width:40.5pt;height:61.5pt">
                         <v:imagedata r:id="rId7" o:title="unnamed"/>
                       </v:shape>
                     </w:pict>
@@ -784,17 +929,18 @@
       </w:r>
       <w:r>
         <w:rPr>
+          <w:rFonts w:ascii="B Nazanin" w:hAnsi="B Nazanin" w:cs="B Nazanin"/>
           <w:noProof/>
           <w:sz w:val="28"/>
           <w:szCs w:val="28"/>
           <w:rtl/>
         </w:rPr>
-        <w:object w:dxaOrig="810" w:dyaOrig="1230" w14:anchorId="62B0A770">
+        <w:object w:dxaOrig="1440" w:dyaOrig="1440" w14:anchorId="62B0A770">
           <v:shape id="_x0000_s1028" type="#_x0000_t75" style="position:absolute;left:0;text-align:left;margin-left:152.15pt;margin-top:-2.1pt;width:56.15pt;height:61.75pt;z-index:2;visibility:visible;mso-wrap-edited:f">
             <v:imagedata r:id="rId8" o:title=""/>
             <w10:wrap type="topAndBottom" side="largest"/>
           </v:shape>
-          <o:OLEObject Type="Embed" ProgID="Word.Picture.8" ShapeID="_x0000_s1028" DrawAspect="Content" ObjectID="_1837576083" r:id="rId9"/>
+          <o:OLEObject Type="Embed" ProgID="Word.Picture.8" ShapeID="_x0000_s1028" DrawAspect="Content" ObjectID="_1837771696" r:id="rId9"/>
         </w:object>
       </w:r>
     </w:p>
@@ -802,7 +948,7 @@
       <w:pPr>
         <w:bidi/>
         <w:rPr>
-          <w:rFonts w:hint="cs"/>
+          <w:rFonts w:ascii="B Nazanin" w:hAnsi="B Nazanin" w:cs="B Nazanin"/>
           <w:noProof/>
           <w:sz w:val="20"/>
           <w:szCs w:val="28"/>
@@ -810,13 +956,13 @@
       </w:pPr>
       <w:r>
         <w:rPr>
+          <w:rFonts w:ascii="B Nazanin" w:hAnsi="B Nazanin" w:cs="B Nazanin"/>
           <w:noProof/>
           <w:sz w:val="28"/>
           <w:szCs w:val="28"/>
-          <w:rtl/>
         </w:rPr>
         <w:pict w14:anchorId="2E1470D2">
-          <v:roundrect id="_x0000_s1029" style="position:absolute;left:0;text-align:left;margin-left:20.2pt;margin-top:12.85pt;width:374.25pt;height:432.05pt;rotation:-180;z-index:-7;mso-wrap-edited:f;mso-position-horizontal-relative:page" arcsize="2533f" wrapcoords="20854 21626 21161 21600 21600 21370 21600 -77 21205 -332 21161 -332 395 -332 351 -332 -44 -77 -88 256 -88 21344 395 21600 746 21626 20854 21626" strokecolor="#333" strokeweight="1.5pt">
+          <v:roundrect id="_x0000_s1029" style="position:absolute;left:0;text-align:left;margin-left:20.2pt;margin-top:12.85pt;width:374.25pt;height:432.05pt;rotation:-180;z-index:-1;mso-wrap-edited:f;mso-position-horizontal-relative:page" arcsize="2533f" wrapcoords="20854 21626 21161 21600 21600 21370 21600 -77 21205 -332 21161 -332 395 -332 351 -332 -44 -77 -88 256 -88 21344 395 21600 746 21626 20854 21626" strokecolor="#333" strokeweight="1.5pt">
             <v:shadow on="t" color="#333" offset="0,10pt" offset2="-12pt,8pt"/>
             <v:textbox style="mso-next-textbox:#_x0000_s1029" inset=",30mm">
               <w:txbxContent>
@@ -825,7 +971,7 @@
                     <w:pStyle w:val="BodyText2"/>
                     <w:jc w:val="center"/>
                     <w:rPr>
-                      <w:rFonts w:cs="Times New Roman" w:hint="cs"/>
+                      <w:rFonts w:cs="Times New Roman"/>
                       <w:sz w:val="24"/>
                       <w:szCs w:val="24"/>
                       <w:rtl/>
@@ -837,7 +983,7 @@
                   <w:pPr>
                     <w:pStyle w:val="BodyText2"/>
                     <w:rPr>
-                      <w:rFonts w:cs="B Titr" w:hint="cs"/>
+                      <w:rFonts w:cs="B Titr"/>
                       <w:sz w:val="24"/>
                       <w:szCs w:val="24"/>
                       <w:rtl/>
@@ -883,19 +1029,12 @@
                   </w:pPr>
                 </w:p>
                 <w:p/>
-                <w:p>
-                  <w:pPr>
-                    <w:rPr>
-                      <w:rFonts w:hint="cs"/>
-                    </w:rPr>
-                  </w:pPr>
-                </w:p>
+                <w:p/>
                 <w:p/>
                 <w:p>
                   <w:pPr>
                     <w:bidi/>
                     <w:rPr>
-                      <w:rFonts w:hint="cs"/>
                       <w:rtl/>
                     </w:rPr>
                   </w:pPr>
@@ -904,7 +1043,6 @@
                   <w:pPr>
                     <w:bidi/>
                     <w:rPr>
-                      <w:rFonts w:hint="cs"/>
                       <w:rtl/>
                     </w:rPr>
                   </w:pPr>
@@ -913,7 +1051,6 @@
                   <w:pPr>
                     <w:bidi/>
                     <w:rPr>
-                      <w:rFonts w:hint="cs"/>
                       <w:rtl/>
                     </w:rPr>
                   </w:pPr>
@@ -922,7 +1059,6 @@
                   <w:pPr>
                     <w:bidi/>
                     <w:rPr>
-                      <w:rFonts w:hint="cs"/>
                       <w:rtl/>
                     </w:rPr>
                   </w:pPr>
@@ -931,7 +1067,6 @@
                   <w:pPr>
                     <w:bidi/>
                     <w:rPr>
-                      <w:rFonts w:hint="cs"/>
                       <w:rtl/>
                     </w:rPr>
                   </w:pPr>
@@ -940,7 +1075,6 @@
                   <w:pPr>
                     <w:bidi/>
                     <w:rPr>
-                      <w:rFonts w:hint="cs"/>
                       <w:rtl/>
                     </w:rPr>
                   </w:pPr>
@@ -949,7 +1083,6 @@
                   <w:pPr>
                     <w:bidi/>
                     <w:rPr>
-                      <w:rFonts w:hint="cs"/>
                       <w:rtl/>
                     </w:rPr>
                   </w:pPr>
@@ -958,7 +1091,6 @@
                   <w:pPr>
                     <w:bidi/>
                     <w:rPr>
-                      <w:rFonts w:hint="cs"/>
                       <w:rtl/>
                     </w:rPr>
                   </w:pPr>
@@ -967,7 +1099,6 @@
                   <w:pPr>
                     <w:bidi/>
                     <w:rPr>
-                      <w:rFonts w:hint="cs"/>
                       <w:rtl/>
                     </w:rPr>
                   </w:pPr>
@@ -976,7 +1107,6 @@
                   <w:pPr>
                     <w:bidi/>
                     <w:rPr>
-                      <w:rFonts w:hint="cs"/>
                       <w:rtl/>
                     </w:rPr>
                   </w:pPr>
@@ -985,7 +1115,6 @@
                   <w:pPr>
                     <w:bidi/>
                     <w:rPr>
-                      <w:rFonts w:hint="cs"/>
                       <w:rtl/>
                     </w:rPr>
                   </w:pPr>
@@ -1019,7 +1148,7 @@
       </w:r>
       <w:r>
         <w:rPr>
-          <w:rFonts w:hint="cs"/>
+          <w:rFonts w:ascii="B Nazanin" w:hAnsi="B Nazanin" w:cs="B Nazanin" w:hint="cs"/>
           <w:noProof/>
           <w:sz w:val="20"/>
           <w:szCs w:val="28"/>
@@ -1032,7 +1161,7 @@
       <w:pPr>
         <w:bidi/>
         <w:rPr>
-          <w:rFonts w:hint="cs"/>
+          <w:rFonts w:ascii="B Nazanin" w:hAnsi="B Nazanin" w:cs="B Nazanin"/>
           <w:noProof/>
           <w:sz w:val="20"/>
           <w:szCs w:val="28"/>
@@ -1042,13 +1171,14 @@
       </w:pPr>
       <w:r>
         <w:rPr>
+          <w:rFonts w:ascii="B Nazanin" w:hAnsi="B Nazanin" w:cs="B Nazanin"/>
           <w:noProof/>
           <w:sz w:val="28"/>
           <w:szCs w:val="28"/>
           <w:rtl/>
         </w:rPr>
-        <w:pict w14:anchorId="6138E8CD">
-          <v:shape id="_x0000_s1092" type="#_x0000_t202" style="position:absolute;left:0;text-align:left;margin-left:3.35pt;margin-top:134.35pt;width:350.8pt;height:173.05pt;z-index:8">
+        <w:pict w14:anchorId="5F47E95F">
+          <v:shape id="_x0000_s1091" type="#_x0000_t202" style="position:absolute;left:0;text-align:left;margin-left:6.1pt;margin-top:29.25pt;width:348.9pt;height:96.65pt;z-index:6">
             <v:textbox>
               <w:txbxContent>
                 <w:p>
@@ -1056,52 +1186,659 @@
                     <w:bidi/>
                     <w:jc w:val="both"/>
                     <w:rPr>
-                      <w:rFonts w:cs="B Koodak"/>
+                      <w:rFonts w:cs="B Nazanin"/>
+                      <w:b/>
+                      <w:bCs/>
+                      <w:sz w:val="17"/>
+                      <w:szCs w:val="17"/>
                       <w:rtl/>
                       <w:lang w:bidi="fa-IR"/>
                     </w:rPr>
                   </w:pPr>
                   <w:r>
                     <w:rPr>
-                      <w:rFonts w:cs="B Koodak" w:hint="cs"/>
-                      <w:rtl/>
-                      <w:lang w:bidi="fa-IR"/>
-                    </w:rPr>
-                    <w:t xml:space="preserve">اینجانب با مشخصات فوق الذکر با آگاهی از مقررات و آیین نامه های حفاظتی سپاه پاسداران انقلاب اسلامی اعلام می نمایم هیچگونه سند یا مواردی که محتوی مطالب طبقه بندی شده باشد در اختیار من باقی نمانده و متعهد و ملزم می </w:t>
-                  </w:r>
-                  <w:r>
-                    <w:rPr>
-                      <w:rFonts w:cs="B Koodak" w:hint="cs"/>
-                      <w:rtl/>
-                      <w:lang w:bidi="fa-IR"/>
-                    </w:rPr>
-                    <w:t>شوم که از این تاریخ اطلاعات طبقه</w:t>
-                  </w:r>
-                  <w:r>
-                    <w:rPr>
-                      <w:rFonts w:cs="B Koodak" w:hint="cs"/>
-                      <w:rtl/>
-                      <w:lang w:bidi="fa-IR"/>
-                    </w:rPr>
-                    <w:t xml:space="preserve"> بندی شده ای را که تا به امروز در دسترس داشته ام چه شفاهی و چه کتبی و یا به روش دیگری در دسترس هیچ فرد یا سازمان غیرمجازی قرار ندهم در صورت ارتکاب به چنین کردار خلافی برابر قانون مجازات نیروهای مسلح جمهوری اسلامی ایران با من رفتار گردد.</w:t>
+                      <w:rFonts w:cs="B Nazanin" w:hint="cs"/>
+                      <w:b/>
+                      <w:bCs/>
+                      <w:sz w:val="18"/>
+                      <w:szCs w:val="18"/>
+                      <w:rtl/>
+                      <w:lang w:bidi="fa-IR"/>
+                    </w:rPr>
+                    <w:t>نا</w:t>
+                  </w:r>
+                  <w:r>
+                    <w:rPr>
+                      <w:rFonts w:cs="B Nazanin" w:hint="cs"/>
+                      <w:b/>
+                      <w:bCs/>
+                      <w:sz w:val="18"/>
+                      <w:szCs w:val="18"/>
+                      <w:rtl/>
+                      <w:lang w:bidi="fa-IR"/>
+                    </w:rPr>
+                    <w:t>م</w:t>
+                  </w:r>
+                  <w:r>
+                    <w:rPr>
+                      <w:rFonts w:cs="B Nazanin" w:hint="cs"/>
+                      <w:b/>
+                      <w:bCs/>
+                      <w:sz w:val="18"/>
+                      <w:szCs w:val="18"/>
+                      <w:rtl/>
+                      <w:lang w:bidi="fa-IR"/>
+                    </w:rPr>
+                    <w:t xml:space="preserve"> و </w:t>
+                  </w:r>
+                  <w:r>
+                    <w:rPr>
+                      <w:rFonts w:cs="B Nazanin" w:hint="cs"/>
+                      <w:b/>
+                      <w:bCs/>
+                      <w:sz w:val="18"/>
+                      <w:szCs w:val="18"/>
+                      <w:rtl/>
+                      <w:lang w:bidi="fa-IR"/>
+                    </w:rPr>
+                    <w:t>نام خانوادگی:</w:t>
+                  </w:r>
+                  <w:r>
+                    <w:rPr>
+                      <w:rFonts w:cs="B Nazanin" w:hint="cs"/>
+                      <w:b/>
+                      <w:bCs/>
+                      <w:sz w:val="17"/>
+                      <w:szCs w:val="17"/>
+                      <w:rtl/>
+                      <w:lang w:bidi="fa-IR"/>
+                    </w:rPr>
+                    <w:t xml:space="preserve"> </w:t>
+                  </w:r>
+                  <w:r>
+                    <w:rPr>
+                      <w:rFonts w:cs="B Nazanin"/>
+                      <w:b/>
+                      <w:bCs/>
+                      <w:sz w:val="17"/>
+                      <w:szCs w:val="17"/>
+                      <w:lang w:bidi="fa-IR"/>
+                    </w:rPr>
+                    <w:t xml:space="preserve">{{ </w:t>
+                  </w:r>
+                  <w:proofErr w:type="spellStart"/>
+                  <w:r>
+                    <w:rPr>
+                      <w:rFonts w:cs="B Nazanin"/>
+                      <w:b/>
+                      <w:bCs/>
+                      <w:sz w:val="17"/>
+                      <w:szCs w:val="17"/>
+                      <w:lang w:bidi="fa-IR"/>
+                    </w:rPr>
+                    <w:t>soldier.full_name</w:t>
+                  </w:r>
+                  <w:proofErr w:type="spellEnd"/>
+                  <w:r>
+                    <w:rPr>
+                      <w:rFonts w:cs="B Nazanin"/>
+                      <w:b/>
+                      <w:bCs/>
+                      <w:sz w:val="17"/>
+                      <w:szCs w:val="17"/>
+                      <w:lang w:bidi="fa-IR"/>
+                    </w:rPr>
+                    <w:t xml:space="preserve"> }}</w:t>
+                  </w:r>
+                  <w:r>
+                    <w:rPr>
+                      <w:rFonts w:cs="B Nazanin" w:hint="cs"/>
+                      <w:b/>
+                      <w:bCs/>
+                      <w:sz w:val="17"/>
+                      <w:szCs w:val="17"/>
+                      <w:rtl/>
+                      <w:lang w:bidi="fa-IR"/>
+                    </w:rPr>
+                    <w:t xml:space="preserve"> </w:t>
+                  </w:r>
+                  <w:r>
+                    <w:rPr>
+                      <w:rFonts w:cs="B Nazanin"/>
+                      <w:b/>
+                      <w:bCs/>
+                      <w:sz w:val="17"/>
+                      <w:szCs w:val="17"/>
+                      <w:lang w:bidi="fa-IR"/>
+                    </w:rPr>
+                    <w:t xml:space="preserve">      </w:t>
+                  </w:r>
+                  <w:r>
+                    <w:rPr>
+                      <w:rFonts w:cs="B Nazanin" w:hint="cs"/>
+                      <w:b/>
+                      <w:bCs/>
+                      <w:sz w:val="17"/>
+                      <w:szCs w:val="17"/>
+                      <w:rtl/>
+                      <w:lang w:bidi="fa-IR"/>
+                    </w:rPr>
+                    <w:t xml:space="preserve">    </w:t>
+                  </w:r>
+                  <w:r>
+                    <w:rPr>
+                      <w:rFonts w:cs="B Nazanin" w:hint="cs"/>
+                      <w:b/>
+                      <w:bCs/>
+                      <w:sz w:val="18"/>
+                      <w:szCs w:val="18"/>
+                      <w:rtl/>
+                      <w:lang w:bidi="fa-IR"/>
+                    </w:rPr>
+                    <w:t xml:space="preserve">نام پدر: </w:t>
+                  </w:r>
+                  <w:r>
+                    <w:rPr>
+                      <w:rFonts w:cs="B Nazanin"/>
+                      <w:b/>
+                      <w:bCs/>
+                      <w:sz w:val="17"/>
+                      <w:szCs w:val="17"/>
+                      <w:lang w:bidi="fa-IR"/>
+                    </w:rPr>
+                    <w:t xml:space="preserve">{{ </w:t>
+                  </w:r>
+                  <w:proofErr w:type="spellStart"/>
+                  <w:r>
+                    <w:rPr>
+                      <w:rFonts w:cs="B Nazanin"/>
+                      <w:b/>
+                      <w:bCs/>
+                      <w:sz w:val="17"/>
+                      <w:szCs w:val="17"/>
+                      <w:lang w:bidi="fa-IR"/>
+                    </w:rPr>
+                    <w:t>soldier.father_name</w:t>
+                  </w:r>
+                  <w:proofErr w:type="spellEnd"/>
+                  <w:r>
+                    <w:rPr>
+                      <w:rFonts w:cs="B Nazanin"/>
+                      <w:b/>
+                      <w:bCs/>
+                      <w:sz w:val="17"/>
+                      <w:szCs w:val="17"/>
+                      <w:lang w:bidi="fa-IR"/>
+                    </w:rPr>
+                    <w:t xml:space="preserve"> }}</w:t>
                   </w:r>
                 </w:p>
                 <w:p>
                   <w:pPr>
                     <w:bidi/>
-                    <w:jc w:val="right"/>
-                    <w:rPr>
-                      <w:rFonts w:cs="B Koodak" w:hint="cs"/>
+                    <w:jc w:val="both"/>
+                    <w:rPr>
+                      <w:rFonts w:cs="B Nazanin"/>
+                      <w:b/>
+                      <w:bCs/>
+                      <w:sz w:val="18"/>
+                      <w:szCs w:val="18"/>
+                      <w:rtl/>
                       <w:lang w:bidi="fa-IR"/>
                     </w:rPr>
                   </w:pPr>
                   <w:r>
                     <w:rPr>
-                      <w:rFonts w:cs="B Koodak" w:hint="cs"/>
-                      <w:rtl/>
-                      <w:lang w:bidi="fa-IR"/>
-                    </w:rPr>
-                    <w:t>امضا</w:t>
+                      <w:rFonts w:cs="B Nazanin" w:hint="cs"/>
+                      <w:b/>
+                      <w:bCs/>
+                      <w:sz w:val="18"/>
+                      <w:szCs w:val="18"/>
+                      <w:rtl/>
+                      <w:lang w:bidi="fa-IR"/>
+                    </w:rPr>
+                    <w:t>کدملی:</w:t>
+                  </w:r>
+                  <w:r>
+                    <w:rPr>
+                      <w:rFonts w:cs="B Nazanin"/>
+                      <w:b/>
+                      <w:bCs/>
+                      <w:rtl/>
+                    </w:rPr>
+                    <w:t xml:space="preserve"> </w:t>
+                  </w:r>
+                  <w:r>
+                    <w:rPr>
+                      <w:rFonts w:cs="B Nazanin"/>
+                      <w:b/>
+                      <w:bCs/>
+                      <w:color w:val="000000"/>
+                      <w:sz w:val="18"/>
+                      <w:szCs w:val="18"/>
+                      <w:lang w:bidi="fa-IR"/>
+                    </w:rPr>
+                    <w:t xml:space="preserve">{{ </w:t>
+                  </w:r>
+                  <w:proofErr w:type="spellStart"/>
+                  <w:r>
+                    <w:rPr>
+                      <w:rFonts w:cs="B Nazanin"/>
+                      <w:b/>
+                      <w:bCs/>
+                      <w:color w:val="000000"/>
+                      <w:sz w:val="18"/>
+                      <w:szCs w:val="18"/>
+                      <w:lang w:bidi="fa-IR"/>
+                    </w:rPr>
+                    <w:t>soldier.national_code</w:t>
+                  </w:r>
+                  <w:r>
+                    <w:rPr>
+                      <w:rFonts w:cs="B Nazanin"/>
+                      <w:b/>
+                      <w:bCs/>
+                      <w:sz w:val="18"/>
+                      <w:szCs w:val="18"/>
+                      <w:lang w:bidi="fa-IR"/>
+                    </w:rPr>
+                    <w:t>|fa_num</w:t>
+                  </w:r>
+                  <w:proofErr w:type="spellEnd"/>
+                  <w:r>
+                    <w:rPr>
+                      <w:rFonts w:cs="B Nazanin"/>
+                      <w:b/>
+                      <w:bCs/>
+                      <w:color w:val="000000"/>
+                      <w:sz w:val="18"/>
+                      <w:szCs w:val="18"/>
+                      <w:lang w:bidi="fa-IR"/>
+                    </w:rPr>
+                    <w:t xml:space="preserve"> }}</w:t>
+                  </w:r>
+                  <w:r>
+                    <w:rPr>
+                      <w:rFonts w:cs="B Nazanin" w:hint="cs"/>
+                      <w:b/>
+                      <w:bCs/>
+                      <w:color w:val="000000"/>
+                      <w:sz w:val="18"/>
+                      <w:szCs w:val="18"/>
+                      <w:rtl/>
+                      <w:lang w:bidi="fa-IR"/>
+                    </w:rPr>
+                    <w:t xml:space="preserve"> </w:t>
+                  </w:r>
+                  <w:r>
+                    <w:rPr>
+                      <w:rFonts w:cs="B Nazanin" w:hint="cs"/>
+                      <w:b/>
+                      <w:bCs/>
+                      <w:sz w:val="18"/>
+                      <w:szCs w:val="18"/>
+                      <w:rtl/>
+                      <w:lang w:bidi="fa-IR"/>
+                    </w:rPr>
+                    <w:t xml:space="preserve">  </w:t>
+                  </w:r>
+                  <w:r>
+                    <w:rPr>
+                      <w:rFonts w:cs="B Nazanin"/>
+                      <w:b/>
+                      <w:bCs/>
+                      <w:sz w:val="18"/>
+                      <w:szCs w:val="18"/>
+                      <w:lang w:bidi="fa-IR"/>
+                    </w:rPr>
+                    <w:t xml:space="preserve">      </w:t>
+                  </w:r>
+                  <w:r>
+                    <w:rPr>
+                      <w:rFonts w:cs="B Nazanin" w:hint="cs"/>
+                      <w:b/>
+                      <w:bCs/>
+                      <w:sz w:val="18"/>
+                      <w:szCs w:val="18"/>
+                      <w:rtl/>
+                      <w:lang w:bidi="fa-IR"/>
+                    </w:rPr>
+                    <w:t xml:space="preserve">        </w:t>
+                  </w:r>
+                  <w:r>
+                    <w:rPr>
+                      <w:rFonts w:cs="B Nazanin" w:hint="cs"/>
+                      <w:b/>
+                      <w:bCs/>
+                      <w:sz w:val="18"/>
+                      <w:szCs w:val="18"/>
+                      <w:rtl/>
+                      <w:lang w:bidi="fa-IR"/>
+                    </w:rPr>
+                    <w:t>محل صدور</w:t>
+                  </w:r>
+                  <w:r>
+                    <w:rPr>
+                      <w:rFonts w:cs="B Nazanin" w:hint="cs"/>
+                      <w:b/>
+                      <w:bCs/>
+                      <w:sz w:val="18"/>
+                      <w:szCs w:val="18"/>
+                      <w:rtl/>
+                      <w:lang w:bidi="fa-IR"/>
+                    </w:rPr>
+                    <w:t xml:space="preserve"> : </w:t>
+                  </w:r>
+                  <w:r>
+                    <w:rPr>
+                      <w:rFonts w:cs="B Nazanin"/>
+                      <w:b/>
+                      <w:bCs/>
+                      <w:sz w:val="18"/>
+                      <w:szCs w:val="18"/>
+                      <w:lang w:bidi="fa-IR"/>
+                    </w:rPr>
+                    <w:t xml:space="preserve">{{ </w:t>
+                  </w:r>
+                  <w:proofErr w:type="spellStart"/>
+                  <w:r>
+                    <w:rPr>
+                      <w:rFonts w:cs="B Nazanin"/>
+                      <w:b/>
+                      <w:bCs/>
+                      <w:sz w:val="18"/>
+                      <w:szCs w:val="18"/>
+                      <w:lang w:bidi="fa-IR"/>
+                    </w:rPr>
+                    <w:t>soldier.issue_place</w:t>
+                  </w:r>
+                  <w:proofErr w:type="spellEnd"/>
+                  <w:r>
+                    <w:rPr>
+                      <w:rFonts w:cs="B Nazanin"/>
+                      <w:b/>
+                      <w:bCs/>
+                      <w:sz w:val="18"/>
+                      <w:szCs w:val="18"/>
+                      <w:lang w:bidi="fa-IR"/>
+                    </w:rPr>
+                    <w:t xml:space="preserve"> }}</w:t>
+                  </w:r>
+                </w:p>
+                <w:p>
+                  <w:pPr>
+                    <w:bidi/>
+                    <w:jc w:val="both"/>
+                    <w:rPr>
+                      <w:rFonts w:cs="B Nazanin"/>
+                      <w:b/>
+                      <w:bCs/>
+                      <w:sz w:val="18"/>
+                      <w:szCs w:val="18"/>
+                      <w:rtl/>
+                      <w:lang w:bidi="fa-IR"/>
+                    </w:rPr>
+                  </w:pPr>
+                  <w:r>
+                    <w:rPr>
+                      <w:rFonts w:cs="B Nazanin" w:hint="cs"/>
+                      <w:b/>
+                      <w:bCs/>
+                      <w:sz w:val="18"/>
+                      <w:szCs w:val="18"/>
+                      <w:rtl/>
+                      <w:lang w:bidi="fa-IR"/>
+                    </w:rPr>
+                    <w:t>تاریخ تولد</w:t>
+                  </w:r>
+                  <w:r>
+                    <w:rPr>
+                      <w:rFonts w:cs="B Nazanin" w:hint="cs"/>
+                      <w:b/>
+                      <w:bCs/>
+                      <w:sz w:val="18"/>
+                      <w:szCs w:val="18"/>
+                      <w:rtl/>
+                      <w:lang w:bidi="fa-IR"/>
+                    </w:rPr>
+                    <w:t xml:space="preserve">: </w:t>
+                  </w:r>
+                  <w:r>
+                    <w:rPr>
+                      <w:rFonts w:cs="B Nazanin"/>
+                      <w:b/>
+                      <w:bCs/>
+                      <w:sz w:val="18"/>
+                      <w:szCs w:val="18"/>
+                      <w:lang w:bidi="fa-IR"/>
+                    </w:rPr>
+                    <w:t xml:space="preserve">{{ </w:t>
+                  </w:r>
+                  <w:proofErr w:type="spellStart"/>
+                  <w:r>
+                    <w:rPr>
+                      <w:rFonts w:cs="B Nazanin"/>
+                      <w:b/>
+                      <w:bCs/>
+                      <w:sz w:val="18"/>
+                      <w:szCs w:val="18"/>
+                      <w:lang w:bidi="fa-IR"/>
+                    </w:rPr>
+                    <w:t>soldier.birth_date|jalali</w:t>
+                  </w:r>
+                  <w:r>
+                    <w:rPr>
+                      <w:rFonts w:cs="B Nazanin"/>
+                      <w:b/>
+                      <w:bCs/>
+                      <w:sz w:val="18"/>
+                      <w:szCs w:val="18"/>
+                      <w:lang w:bidi="fa-IR"/>
+                    </w:rPr>
+                    <w:t>|fa_num</w:t>
+                  </w:r>
+                  <w:proofErr w:type="spellEnd"/>
+                  <w:r>
+                    <w:rPr>
+                      <w:rFonts w:cs="B Nazanin"/>
+                      <w:b/>
+                      <w:bCs/>
+                      <w:sz w:val="18"/>
+                      <w:szCs w:val="18"/>
+                      <w:lang w:bidi="fa-IR"/>
+                    </w:rPr>
+                    <w:t xml:space="preserve"> }}</w:t>
+                  </w:r>
+                  <w:r>
+                    <w:rPr>
+                      <w:rFonts w:cs="B Nazanin" w:hint="cs"/>
+                      <w:b/>
+                      <w:bCs/>
+                      <w:sz w:val="18"/>
+                      <w:szCs w:val="18"/>
+                      <w:rtl/>
+                      <w:lang w:bidi="fa-IR"/>
+                    </w:rPr>
+                    <w:t xml:space="preserve"> </w:t>
+                  </w:r>
+                  <w:r>
+                    <w:rPr>
+                      <w:rFonts w:cs="B Nazanin"/>
+                      <w:b/>
+                      <w:bCs/>
+                      <w:sz w:val="18"/>
+                      <w:szCs w:val="18"/>
+                      <w:lang w:bidi="fa-IR"/>
+                    </w:rPr>
+                    <w:t xml:space="preserve">    </w:t>
+                  </w:r>
+                  <w:r>
+                    <w:rPr>
+                      <w:rFonts w:cs="B Nazanin" w:hint="cs"/>
+                      <w:b/>
+                      <w:bCs/>
+                      <w:sz w:val="18"/>
+                      <w:szCs w:val="18"/>
+                      <w:rtl/>
+                      <w:lang w:bidi="fa-IR"/>
+                    </w:rPr>
+                    <w:t xml:space="preserve">   </w:t>
+                  </w:r>
+                  <w:r>
+                    <w:rPr>
+                      <w:rFonts w:cs="B Nazanin" w:hint="cs"/>
+                      <w:b/>
+                      <w:bCs/>
+                      <w:sz w:val="18"/>
+                      <w:szCs w:val="18"/>
+                      <w:rtl/>
+                      <w:lang w:bidi="fa-IR"/>
+                    </w:rPr>
+                    <w:t>درجه:</w:t>
+                  </w:r>
+                  <w:r>
+                    <w:rPr>
+                      <w:rFonts w:cs="B Nazanin" w:hint="cs"/>
+                      <w:b/>
+                      <w:bCs/>
+                      <w:sz w:val="18"/>
+                      <w:szCs w:val="18"/>
+                      <w:rtl/>
+                      <w:lang w:bidi="fa-IR"/>
+                    </w:rPr>
+                    <w:t xml:space="preserve"> </w:t>
+                  </w:r>
+                  <w:r>
+                    <w:rPr>
+                      <w:rFonts w:cs="B Nazanin"/>
+                      <w:b/>
+                      <w:bCs/>
+                      <w:sz w:val="18"/>
+                      <w:szCs w:val="18"/>
+                      <w:lang w:bidi="fa-IR"/>
+                    </w:rPr>
+                    <w:t xml:space="preserve">{{ </w:t>
+                  </w:r>
+                  <w:proofErr w:type="spellStart"/>
+                  <w:r>
+                    <w:rPr>
+                      <w:rFonts w:cs="B Nazanin"/>
+                      <w:b/>
+                      <w:bCs/>
+                      <w:sz w:val="18"/>
+                      <w:szCs w:val="18"/>
+                      <w:lang w:bidi="fa-IR"/>
+                    </w:rPr>
+                    <w:t>soldier.military_rank</w:t>
+                  </w:r>
+                  <w:r>
+                    <w:rPr>
+                      <w:rFonts w:cs="B Nazanin"/>
+                      <w:b/>
+                      <w:bCs/>
+                      <w:sz w:val="18"/>
+                      <w:szCs w:val="18"/>
+                      <w:lang w:bidi="fa-IR"/>
+                    </w:rPr>
+                    <w:t>|fa_num</w:t>
+                  </w:r>
+                  <w:proofErr w:type="spellEnd"/>
+                  <w:r>
+                    <w:rPr>
+                      <w:rFonts w:cs="B Nazanin"/>
+                      <w:b/>
+                      <w:bCs/>
+                      <w:sz w:val="18"/>
+                      <w:szCs w:val="18"/>
+                      <w:lang w:bidi="fa-IR"/>
+                    </w:rPr>
+                    <w:t xml:space="preserve"> }}</w:t>
+                  </w:r>
+                  <w:r>
+                    <w:rPr>
+                      <w:rFonts w:cs="B Nazanin" w:hint="cs"/>
+                      <w:b/>
+                      <w:bCs/>
+                      <w:sz w:val="18"/>
+                      <w:szCs w:val="18"/>
+                      <w:rtl/>
+                      <w:lang w:bidi="fa-IR"/>
+                    </w:rPr>
+                    <w:t xml:space="preserve">   </w:t>
+                  </w:r>
+                </w:p>
+                <w:p>
+                  <w:pPr>
+                    <w:bidi/>
+                    <w:jc w:val="both"/>
+                    <w:rPr>
+                      <w:rFonts w:cs="B Nazanin"/>
+                      <w:b/>
+                      <w:bCs/>
+                      <w:sz w:val="18"/>
+                      <w:szCs w:val="18"/>
+                      <w:rtl/>
+                      <w:lang w:bidi="fa-IR"/>
+                    </w:rPr>
+                  </w:pPr>
+                  <w:r>
+                    <w:rPr>
+                      <w:rFonts w:cs="B Nazanin" w:hint="cs"/>
+                      <w:b/>
+                      <w:bCs/>
+                      <w:sz w:val="18"/>
+                      <w:szCs w:val="18"/>
+                      <w:rtl/>
+                      <w:lang w:bidi="fa-IR"/>
+                    </w:rPr>
+                    <w:t>محل</w:t>
+                  </w:r>
+                  <w:r>
+                    <w:rPr>
+                      <w:rFonts w:cs="B Nazanin" w:hint="cs"/>
+                      <w:b/>
+                      <w:bCs/>
+                      <w:sz w:val="18"/>
+                      <w:szCs w:val="18"/>
+                      <w:rtl/>
+                      <w:lang w:bidi="fa-IR"/>
+                    </w:rPr>
+                    <w:t xml:space="preserve"> </w:t>
+                  </w:r>
+                  <w:r>
+                    <w:rPr>
+                      <w:rFonts w:cs="B Nazanin" w:hint="cs"/>
+                      <w:b/>
+                      <w:bCs/>
+                      <w:sz w:val="18"/>
+                      <w:szCs w:val="18"/>
+                      <w:rtl/>
+                      <w:lang w:bidi="fa-IR"/>
+                    </w:rPr>
+                    <w:t>خدمت</w:t>
+                  </w:r>
+                  <w:r>
+                    <w:rPr>
+                      <w:rFonts w:cs="B Nazanin"/>
+                      <w:b/>
+                      <w:bCs/>
+                      <w:sz w:val="18"/>
+                      <w:szCs w:val="18"/>
+                      <w:lang w:bidi="fa-IR"/>
+                    </w:rPr>
+                    <w:t>:</w:t>
+                  </w:r>
+                  <w:r>
+                    <w:rPr>
+                      <w:rFonts w:cs="B Nazanin" w:hint="cs"/>
+                      <w:b/>
+                      <w:bCs/>
+                      <w:sz w:val="18"/>
+                      <w:szCs w:val="18"/>
+                      <w:rtl/>
+                      <w:lang w:bidi="fa-IR"/>
+                    </w:rPr>
+                    <w:t xml:space="preserve"> ناحیه اردبیل</w:t>
                   </w:r>
                 </w:p>
               </w:txbxContent>
@@ -1111,530 +1848,69 @@
       </w:r>
       <w:r>
         <w:rPr>
+          <w:rFonts w:ascii="B Nazanin" w:hAnsi="B Nazanin" w:cs="B Nazanin"/>
           <w:noProof/>
           <w:sz w:val="28"/>
           <w:szCs w:val="28"/>
           <w:rtl/>
         </w:rPr>
-        <w:pict w14:anchorId="5F47E95F">
-          <v:shape id="_x0000_s1091" type="#_x0000_t202" style="position:absolute;left:0;text-align:left;margin-left:6.1pt;margin-top:61.3pt;width:346.8pt;height:67.95pt;z-index:7">
+        <w:pict w14:anchorId="6138E8CD">
+          <v:shape id="_x0000_s1092" type="#_x0000_t202" style="position:absolute;left:0;text-align:left;margin-left:3.35pt;margin-top:134.35pt;width:350.8pt;height:173.05pt;z-index:7">
             <v:textbox>
               <w:txbxContent>
                 <w:p>
                   <w:pPr>
                     <w:bidi/>
-                    <w:spacing w:line="360" w:lineRule="auto"/>
                     <w:jc w:val="both"/>
                     <w:rPr>
-                      <w:rFonts w:cs="B Titr"/>
-                      <w:sz w:val="17"/>
-                      <w:szCs w:val="17"/>
+                      <w:rFonts w:cs="B Nazanin"/>
+                      <w:b/>
+                      <w:bCs/>
                       <w:rtl/>
                       <w:lang w:bidi="fa-IR"/>
                     </w:rPr>
                   </w:pPr>
                   <w:r>
                     <w:rPr>
-                      <w:rFonts w:cs="B Koodak" w:hint="cs"/>
-                      <w:sz w:val="18"/>
-                      <w:szCs w:val="18"/>
-                      <w:rtl/>
-                      <w:lang w:bidi="fa-IR"/>
-                    </w:rPr>
-                    <w:t>نا</w:t>
-                  </w:r>
-                  <w:r>
-                    <w:rPr>
-                      <w:rFonts w:cs="B Koodak" w:hint="cs"/>
-                      <w:sz w:val="18"/>
-                      <w:szCs w:val="18"/>
-                      <w:rtl/>
-                      <w:lang w:bidi="fa-IR"/>
-                    </w:rPr>
-                    <w:t>م</w:t>
-                  </w:r>
-                  <w:r>
-                    <w:rPr>
-                      <w:rFonts w:cs="B Koodak" w:hint="cs"/>
-                      <w:sz w:val="18"/>
-                      <w:szCs w:val="18"/>
-                      <w:rtl/>
-                      <w:lang w:bidi="fa-IR"/>
-                    </w:rPr>
-                    <w:t xml:space="preserve"> و </w:t>
-                  </w:r>
-                  <w:r>
-                    <w:rPr>
-                      <w:rFonts w:cs="B Koodak" w:hint="cs"/>
-                      <w:sz w:val="18"/>
-                      <w:szCs w:val="18"/>
-                      <w:rtl/>
-                      <w:lang w:bidi="fa-IR"/>
-                    </w:rPr>
-                    <w:t>نام خانوادگی:</w:t>
-                  </w:r>
-                  <w:r>
-                    <w:rPr>
-                      <w:rFonts w:cs="B Titr" w:hint="cs"/>
-                      <w:sz w:val="17"/>
-                      <w:szCs w:val="17"/>
-                      <w:rtl/>
-                      <w:lang w:bidi="fa-IR"/>
-                    </w:rPr>
-                    <w:t xml:space="preserve"> </w:t>
-                  </w:r>
-                  <w:r>
-                    <w:rPr>
-                      <w:rFonts w:cs="B Titr"/>
-                      <w:b/>
-                      <w:bCs/>
-                      <w:sz w:val="17"/>
-                      <w:szCs w:val="17"/>
-                      <w:lang w:bidi="fa-IR"/>
-                    </w:rPr>
-                    <w:t xml:space="preserve">{{ </w:t>
-                  </w:r>
-                  <w:proofErr w:type="spellStart"/>
-                  <w:r>
-                    <w:rPr>
-                      <w:rFonts w:cs="B Titr"/>
-                      <w:b/>
-                      <w:bCs/>
-                      <w:sz w:val="17"/>
-                      <w:szCs w:val="17"/>
-                      <w:lang w:bidi="fa-IR"/>
-                    </w:rPr>
-                    <w:t>soldier.full_name</w:t>
-                  </w:r>
-                  <w:proofErr w:type="spellEnd"/>
-                  <w:r>
-                    <w:rPr>
-                      <w:rFonts w:cs="B Titr"/>
-                      <w:b/>
-                      <w:bCs/>
-                      <w:sz w:val="17"/>
-                      <w:szCs w:val="17"/>
-                      <w:lang w:bidi="fa-IR"/>
-                    </w:rPr>
-                    <w:t xml:space="preserve"> }}</w:t>
-                  </w:r>
-                  <w:r>
-                    <w:rPr>
-                      <w:rFonts w:cs="B Titr" w:hint="cs"/>
-                      <w:sz w:val="17"/>
-                      <w:szCs w:val="17"/>
-                      <w:rtl/>
-                      <w:lang w:bidi="fa-IR"/>
-                    </w:rPr>
-                    <w:t xml:space="preserve">     </w:t>
-                  </w:r>
-                  <w:r>
-                    <w:rPr>
-                      <w:rFonts w:cs="B Koodak" w:hint="cs"/>
-                      <w:sz w:val="18"/>
-                      <w:szCs w:val="18"/>
-                      <w:rtl/>
-                      <w:lang w:bidi="fa-IR"/>
-                    </w:rPr>
-                    <w:t xml:space="preserve">نام پدر: </w:t>
-                  </w:r>
-                  <w:r>
-                    <w:rPr>
-                      <w:rFonts w:cs="B Titr"/>
-                      <w:b/>
-                      <w:bCs/>
-                      <w:sz w:val="17"/>
-                      <w:szCs w:val="17"/>
-                      <w:lang w:bidi="fa-IR"/>
-                    </w:rPr>
-                    <w:t xml:space="preserve">{{ </w:t>
-                  </w:r>
-                  <w:proofErr w:type="spellStart"/>
-                  <w:r>
-                    <w:rPr>
-                      <w:rFonts w:cs="B Titr"/>
-                      <w:b/>
-                      <w:bCs/>
-                      <w:sz w:val="17"/>
-                      <w:szCs w:val="17"/>
-                      <w:lang w:bidi="fa-IR"/>
-                    </w:rPr>
-                    <w:t>soldier.father_name</w:t>
-                  </w:r>
-                  <w:proofErr w:type="spellEnd"/>
-                  <w:r>
-                    <w:rPr>
-                      <w:rFonts w:cs="B Titr"/>
-                      <w:b/>
-                      <w:bCs/>
-                      <w:sz w:val="17"/>
-                      <w:szCs w:val="17"/>
-                      <w:lang w:bidi="fa-IR"/>
-                    </w:rPr>
-                    <w:t xml:space="preserve"> }}</w:t>
+                      <w:rFonts w:cs="B Nazanin" w:hint="cs"/>
+                      <w:b/>
+                      <w:bCs/>
+                      <w:rtl/>
+                      <w:lang w:bidi="fa-IR"/>
+                    </w:rPr>
+                    <w:t xml:space="preserve">اینجانب </w:t>
+                  </w:r>
+                  <w:r>
+                    <w:rPr>
+                      <w:rFonts w:cs="B Nazanin" w:hint="cs"/>
+                      <w:b/>
+                      <w:bCs/>
+                      <w:rtl/>
+                      <w:lang w:bidi="fa-IR"/>
+                    </w:rPr>
+                    <w:t>با مشخصات فوق الذکر با آگاهی از مقررات و آیین نامه های حفاظتی سپاه پاسداران انقلاب اسلامی اعلام می نمایم هیچگونه سند یا مواردی که محتوی مطالب طبقه بندی شده باشد در اختیار من باقی نمانده و متعهد و ملزم می شوم که از این تاریخ اطلاعات طبقه بندی شده ای را که تا به امروز در دسترس داشته ام چه شفاهی و چه کتبی و یا به روش دیگری در دسترس هیچ فرد یا سازمان غیرمجازی قرار ندهم در صورت ارتکاب به چنین کردار خلافی برابر قانون مجازات نیروهای مسلح جمهوری اسلامی ایران با من رفتار گردد.</w:t>
                   </w:r>
                 </w:p>
                 <w:p>
                   <w:pPr>
                     <w:bidi/>
-                    <w:spacing w:line="360" w:lineRule="auto"/>
-                    <w:jc w:val="both"/>
-                    <w:rPr>
-                      <w:rFonts w:cs="B Titr"/>
-                      <w:sz w:val="18"/>
-                      <w:szCs w:val="18"/>
-                      <w:rtl/>
+                    <w:jc w:val="right"/>
+                    <w:rPr>
+                      <w:rFonts w:cs="B Nazanin"/>
+                      <w:b/>
+                      <w:bCs/>
                       <w:lang w:bidi="fa-IR"/>
                     </w:rPr>
                   </w:pPr>
                   <w:r>
                     <w:rPr>
-                      <w:rFonts w:cs="B Koodak" w:hint="cs"/>
-                      <w:sz w:val="18"/>
-                      <w:szCs w:val="18"/>
-                      <w:rtl/>
-                      <w:lang w:bidi="fa-IR"/>
-                    </w:rPr>
-                    <w:t>کدملی:</w:t>
-                  </w:r>
-                  <w:r>
-                    <w:rPr>
-                      <w:rtl/>
-                    </w:rPr>
-                    <w:t xml:space="preserve"> </w:t>
-                  </w:r>
-                  <w:r>
-                    <w:rPr>
-                      <w:rFonts w:cs="B Titr"/>
-                      <w:b/>
-                      <w:bCs/>
-                      <w:color w:val="000000"/>
-                      <w:sz w:val="18"/>
-                      <w:szCs w:val="18"/>
-                      <w:lang w:bidi="fa-IR"/>
-                    </w:rPr>
-                    <w:t xml:space="preserve">{{ </w:t>
-                  </w:r>
-                  <w:proofErr w:type="spellStart"/>
-                  <w:r>
-                    <w:rPr>
-                      <w:rFonts w:cs="B Titr"/>
-                      <w:b/>
-                      <w:bCs/>
-                      <w:color w:val="000000"/>
-                      <w:sz w:val="18"/>
-                      <w:szCs w:val="18"/>
-                      <w:lang w:bidi="fa-IR"/>
-                    </w:rPr>
-                    <w:t>soldier.national_code</w:t>
-                  </w:r>
-                  <w:proofErr w:type="spellEnd"/>
-                  <w:r>
-                    <w:rPr>
-                      <w:rFonts w:cs="B Titr"/>
-                      <w:b/>
-                      <w:bCs/>
-                      <w:color w:val="000000"/>
-                      <w:sz w:val="18"/>
-                      <w:szCs w:val="18"/>
-                      <w:lang w:bidi="fa-IR"/>
-                    </w:rPr>
-                    <w:t xml:space="preserve"> }}</w:t>
-                  </w:r>
-                  <w:r>
-                    <w:rPr>
-                      <w:rFonts w:cs="B Titr" w:hint="cs"/>
-                      <w:b/>
-                      <w:bCs/>
-                      <w:color w:val="000000"/>
-                      <w:sz w:val="18"/>
-                      <w:szCs w:val="18"/>
-                      <w:rtl/>
-                      <w:lang w:bidi="fa-IR"/>
-                    </w:rPr>
-                    <w:t xml:space="preserve"> </w:t>
-                  </w:r>
-                  <w:r>
-                    <w:rPr>
-                      <w:rFonts w:cs="B Titr" w:hint="cs"/>
-                      <w:sz w:val="18"/>
-                      <w:szCs w:val="18"/>
-                      <w:rtl/>
-                      <w:lang w:bidi="fa-IR"/>
-                    </w:rPr>
-                    <w:t xml:space="preserve">          </w:t>
-                  </w:r>
-                  <w:r>
-                    <w:rPr>
-                      <w:rFonts w:cs="B Koodak" w:hint="cs"/>
-                      <w:sz w:val="18"/>
-                      <w:szCs w:val="18"/>
-                      <w:rtl/>
-                      <w:lang w:bidi="fa-IR"/>
-                    </w:rPr>
-                    <w:t>محل صدور</w:t>
-                  </w:r>
-                  <w:r>
-                    <w:rPr>
-                      <w:rFonts w:cs="B Koodak" w:hint="cs"/>
-                      <w:sz w:val="18"/>
-                      <w:szCs w:val="18"/>
-                      <w:rtl/>
-                      <w:lang w:bidi="fa-IR"/>
-                    </w:rPr>
-                    <w:t xml:space="preserve"> : </w:t>
-                  </w:r>
-                  <w:r>
-                    <w:rPr>
-                      <w:rFonts w:cs="B Titr"/>
-                      <w:b/>
-                      <w:bCs/>
-                      <w:sz w:val="18"/>
-                      <w:szCs w:val="18"/>
-                      <w:lang w:bidi="fa-IR"/>
-                    </w:rPr>
-                    <w:t xml:space="preserve">{{ </w:t>
-                  </w:r>
-                  <w:proofErr w:type="spellStart"/>
-                  <w:r>
-                    <w:rPr>
-                      <w:rFonts w:cs="B Titr"/>
-                      <w:b/>
-                      <w:bCs/>
-                      <w:sz w:val="18"/>
-                      <w:szCs w:val="18"/>
-                      <w:lang w:bidi="fa-IR"/>
-                    </w:rPr>
-                    <w:t>soldier.issue_place</w:t>
-                  </w:r>
-                  <w:proofErr w:type="spellEnd"/>
-                  <w:r>
-                    <w:rPr>
-                      <w:rFonts w:cs="B Titr"/>
-                      <w:b/>
-                      <w:bCs/>
-                      <w:sz w:val="18"/>
-                      <w:szCs w:val="18"/>
-                      <w:lang w:bidi="fa-IR"/>
-                    </w:rPr>
-                    <w:t xml:space="preserve"> }}</w:t>
-                  </w:r>
-                </w:p>
-                <w:p>
-                  <w:pPr>
-                    <w:bidi/>
-                    <w:spacing w:line="360" w:lineRule="auto"/>
-                    <w:jc w:val="both"/>
-                    <w:rPr>
-                      <w:rFonts w:cs="B Titr"/>
-                      <w:sz w:val="18"/>
-                      <w:szCs w:val="18"/>
-                      <w:rtl/>
-                      <w:lang w:bidi="fa-IR"/>
-                    </w:rPr>
-                  </w:pPr>
-                  <w:r>
-                    <w:rPr>
-                      <w:rFonts w:cs="B Koodak" w:hint="cs"/>
-                      <w:sz w:val="18"/>
-                      <w:szCs w:val="18"/>
-                      <w:rtl/>
-                      <w:lang w:bidi="fa-IR"/>
-                    </w:rPr>
-                    <w:t>تاریخ تولد</w:t>
-                  </w:r>
-                  <w:r>
-                    <w:rPr>
-                      <w:rFonts w:cs="B Koodak" w:hint="cs"/>
-                      <w:sz w:val="18"/>
-                      <w:szCs w:val="18"/>
-                      <w:rtl/>
-                      <w:lang w:bidi="fa-IR"/>
-                    </w:rPr>
-                    <w:t xml:space="preserve">: </w:t>
-                  </w:r>
-                  <w:r>
-                    <w:rPr>
-                      <w:rFonts w:cs="B Titr"/>
-                      <w:b/>
-                      <w:bCs/>
-                      <w:sz w:val="18"/>
-                      <w:szCs w:val="18"/>
-                      <w:lang w:bidi="fa-IR"/>
-                    </w:rPr>
-                    <w:t xml:space="preserve">{{ </w:t>
-                  </w:r>
-                  <w:proofErr w:type="spellStart"/>
-                  <w:r>
-                    <w:rPr>
-                      <w:rFonts w:cs="B Titr"/>
-                      <w:b/>
-                      <w:bCs/>
-                      <w:sz w:val="18"/>
-                      <w:szCs w:val="18"/>
-                      <w:lang w:bidi="fa-IR"/>
-                    </w:rPr>
-                    <w:t>soldier.birth_date|jalali</w:t>
-                  </w:r>
-                  <w:proofErr w:type="spellEnd"/>
-                  <w:r>
-                    <w:rPr>
-                      <w:rFonts w:cs="B Titr"/>
-                      <w:b/>
-                      <w:bCs/>
-                      <w:sz w:val="18"/>
-                      <w:szCs w:val="18"/>
-                      <w:lang w:bidi="fa-IR"/>
-                    </w:rPr>
-                    <w:t xml:space="preserve"> }}</w:t>
-                  </w:r>
-                  <w:r>
-                    <w:rPr>
-                      <w:rFonts w:cs="B Titr" w:hint="cs"/>
-                      <w:sz w:val="18"/>
-                      <w:szCs w:val="18"/>
-                      <w:rtl/>
-                      <w:lang w:bidi="fa-IR"/>
-                    </w:rPr>
-                    <w:t xml:space="preserve">    </w:t>
-                  </w:r>
-                  <w:r>
-                    <w:rPr>
-                      <w:rFonts w:cs="B Koodak" w:hint="cs"/>
-                      <w:sz w:val="18"/>
-                      <w:szCs w:val="18"/>
-                      <w:rtl/>
-                      <w:lang w:bidi="fa-IR"/>
-                    </w:rPr>
-                    <w:t>درجه:</w:t>
-                  </w:r>
-                  <w:r>
-                    <w:rPr>
-                      <w:rFonts w:cs="B Koodak" w:hint="cs"/>
-                      <w:sz w:val="18"/>
-                      <w:szCs w:val="18"/>
-                      <w:rtl/>
-                      <w:lang w:bidi="fa-IR"/>
-                    </w:rPr>
-                    <w:t xml:space="preserve"> </w:t>
-                  </w:r>
-                  <w:r>
-                    <w:rPr>
-                      <w:rFonts w:cs="B Titr"/>
-                      <w:b/>
-                      <w:bCs/>
-                      <w:sz w:val="18"/>
-                      <w:szCs w:val="18"/>
-                      <w:lang w:bidi="fa-IR"/>
-                    </w:rPr>
-                    <w:t xml:space="preserve">{{ </w:t>
-                  </w:r>
-                  <w:proofErr w:type="spellStart"/>
-                  <w:r>
-                    <w:rPr>
-                      <w:rFonts w:cs="B Titr"/>
-                      <w:b/>
-                      <w:bCs/>
-                      <w:sz w:val="18"/>
-                      <w:szCs w:val="18"/>
-                      <w:lang w:bidi="fa-IR"/>
-                    </w:rPr>
-                    <w:t>soldier.military_rank</w:t>
-                  </w:r>
-                  <w:proofErr w:type="spellEnd"/>
-                  <w:r>
-                    <w:rPr>
-                      <w:rFonts w:cs="B Titr"/>
-                      <w:b/>
-                      <w:bCs/>
-                      <w:sz w:val="18"/>
-                      <w:szCs w:val="18"/>
-                      <w:lang w:bidi="fa-IR"/>
-                    </w:rPr>
-                    <w:t xml:space="preserve"> }}</w:t>
-                  </w:r>
-                  <w:r>
-                    <w:rPr>
-                      <w:rFonts w:cs="B Titr" w:hint="cs"/>
-                      <w:sz w:val="18"/>
-                      <w:szCs w:val="18"/>
-                      <w:rtl/>
-                      <w:lang w:bidi="fa-IR"/>
-                    </w:rPr>
-                    <w:t xml:space="preserve">   </w:t>
-                  </w:r>
-                </w:p>
-                <w:p>
-                  <w:pPr>
-                    <w:bidi/>
-                    <w:spacing w:line="360" w:lineRule="auto"/>
-                    <w:jc w:val="both"/>
-                    <w:rPr>
-                      <w:rFonts w:cs="B Titr"/>
-                      <w:sz w:val="18"/>
-                      <w:szCs w:val="18"/>
-                      <w:rtl/>
-                      <w:lang w:bidi="fa-IR"/>
-                    </w:rPr>
-                  </w:pPr>
-                  <w:r>
-                    <w:rPr>
-                      <w:rFonts w:cs="B Koodak" w:hint="cs"/>
-                      <w:sz w:val="18"/>
-                      <w:szCs w:val="18"/>
-                      <w:rtl/>
-                      <w:lang w:bidi="fa-IR"/>
-                    </w:rPr>
-                    <w:t>محل</w:t>
-                  </w:r>
-                  <w:r>
-                    <w:rPr>
-                      <w:rFonts w:cs="B Koodak" w:hint="cs"/>
-                      <w:sz w:val="18"/>
-                      <w:szCs w:val="18"/>
-                      <w:rtl/>
-                      <w:lang w:bidi="fa-IR"/>
-                    </w:rPr>
-                    <w:t xml:space="preserve"> </w:t>
-                  </w:r>
-                  <w:r>
-                    <w:rPr>
-                      <w:rFonts w:cs="B Koodak" w:hint="cs"/>
-                      <w:sz w:val="18"/>
-                      <w:szCs w:val="18"/>
-                      <w:rtl/>
-                      <w:lang w:bidi="fa-IR"/>
-                    </w:rPr>
-                    <w:t>خدمت</w:t>
-                  </w:r>
-                  <w:r>
-                    <w:rPr>
-                      <w:rFonts w:cs="B Koodak"/>
-                      <w:sz w:val="18"/>
-                      <w:szCs w:val="18"/>
-                      <w:lang w:bidi="fa-IR"/>
-                    </w:rPr>
-                    <w:t>:</w:t>
-                  </w:r>
-                  <w:r>
-                    <w:rPr>
-                      <w:rFonts w:cs="B Koodak" w:hint="cs"/>
-                      <w:sz w:val="18"/>
-                      <w:szCs w:val="18"/>
-                      <w:rtl/>
-                      <w:lang w:bidi="fa-IR"/>
-                    </w:rPr>
-                    <w:t xml:space="preserve"> </w:t>
-                  </w:r>
-                  <w:r>
-                    <w:rPr>
-                      <w:rFonts w:cs="B Titr" w:hint="cs"/>
-                      <w:sz w:val="18"/>
-                      <w:szCs w:val="18"/>
-                      <w:rtl/>
-                      <w:lang w:bidi="fa-IR"/>
-                    </w:rPr>
-                    <w:t>ناحیه اردبیل</w:t>
+                      <w:rFonts w:cs="B Nazanin" w:hint="cs"/>
+                      <w:b/>
+                      <w:bCs/>
+                      <w:rtl/>
+                      <w:lang w:bidi="fa-IR"/>
+                    </w:rPr>
+                    <w:t>امضا</w:t>
                   </w:r>
                 </w:p>
               </w:txbxContent>
@@ -1644,31 +1920,36 @@
       </w:r>
       <w:r>
         <w:rPr>
+          <w:rFonts w:ascii="B Nazanin" w:hAnsi="B Nazanin" w:cs="B Nazanin"/>
           <w:noProof/>
           <w:sz w:val="28"/>
           <w:szCs w:val="28"/>
           <w:rtl/>
         </w:rPr>
         <w:pict w14:anchorId="64D0C6BD">
-          <v:shape id="_x0000_s1093" type="#_x0000_t202" style="position:absolute;left:0;text-align:left;margin-left:3.35pt;margin-top:323.5pt;width:353.55pt;height:89.2pt;z-index:9">
+          <v:shape id="_x0000_s1093" type="#_x0000_t202" style="position:absolute;left:0;text-align:left;margin-left:3.35pt;margin-top:323.5pt;width:353.55pt;height:89.2pt;z-index:8">
             <v:textbox>
               <w:txbxContent>
                 <w:p>
                   <w:pPr>
                     <w:bidi/>
                     <w:rPr>
-                      <w:rFonts w:cs="B Titr" w:hint="cs"/>
-                      <w:sz w:val="18"/>
-                      <w:szCs w:val="18"/>
+                      <w:rFonts w:cs="B Nazanin"/>
+                      <w:b/>
+                      <w:bCs/>
+                      <w:sz w:val="20"/>
+                      <w:szCs w:val="20"/>
                       <w:rtl/>
                       <w:lang w:bidi="fa-IR"/>
                     </w:rPr>
                   </w:pPr>
                   <w:r>
                     <w:rPr>
-                      <w:rFonts w:cs="B Titr" w:hint="cs"/>
-                      <w:sz w:val="18"/>
-                      <w:szCs w:val="18"/>
+                      <w:rFonts w:cs="B Nazanin" w:hint="cs"/>
+                      <w:b/>
+                      <w:bCs/>
+                      <w:sz w:val="20"/>
+                      <w:szCs w:val="20"/>
                       <w:rtl/>
                       <w:lang w:bidi="fa-IR"/>
                     </w:rPr>
@@ -1679,18 +1960,22 @@
                   <w:pPr>
                     <w:bidi/>
                     <w:rPr>
-                      <w:rFonts w:cs="B Titr" w:hint="cs"/>
-                      <w:sz w:val="18"/>
-                      <w:szCs w:val="18"/>
+                      <w:rFonts w:cs="B Nazanin"/>
+                      <w:b/>
+                      <w:bCs/>
+                      <w:sz w:val="20"/>
+                      <w:szCs w:val="20"/>
                       <w:rtl/>
                       <w:lang w:bidi="fa-IR"/>
                     </w:rPr>
                   </w:pPr>
                   <w:r>
                     <w:rPr>
-                      <w:rFonts w:cs="B Titr" w:hint="cs"/>
-                      <w:sz w:val="18"/>
-                      <w:szCs w:val="18"/>
+                      <w:rFonts w:cs="B Nazanin" w:hint="cs"/>
+                      <w:b/>
+                      <w:bCs/>
+                      <w:sz w:val="20"/>
+                      <w:szCs w:val="20"/>
                       <w:rtl/>
                       <w:lang w:bidi="fa-IR"/>
                     </w:rPr>
@@ -1698,9 +1983,11 @@
                   </w:r>
                   <w:r>
                     <w:rPr>
-                      <w:rFonts w:cs="B Titr" w:hint="cs"/>
-                      <w:sz w:val="18"/>
-                      <w:szCs w:val="18"/>
+                      <w:rFonts w:cs="B Nazanin" w:hint="cs"/>
+                      <w:b/>
+                      <w:bCs/>
+                      <w:sz w:val="20"/>
+                      <w:szCs w:val="20"/>
                       <w:rtl/>
                       <w:lang w:bidi="fa-IR"/>
                     </w:rPr>
@@ -1708,9 +1995,11 @@
                   </w:r>
                   <w:r>
                     <w:rPr>
-                      <w:rFonts w:cs="B Titr" w:hint="cs"/>
-                      <w:sz w:val="18"/>
-                      <w:szCs w:val="18"/>
+                      <w:rFonts w:cs="B Nazanin" w:hint="cs"/>
+                      <w:b/>
+                      <w:bCs/>
+                      <w:sz w:val="20"/>
+                      <w:szCs w:val="20"/>
                       <w:rtl/>
                       <w:lang w:bidi="fa-IR"/>
                     </w:rPr>
@@ -1721,18 +2010,22 @@
                   <w:pPr>
                     <w:bidi/>
                     <w:rPr>
-                      <w:rFonts w:cs="B Titr" w:hint="cs"/>
-                      <w:sz w:val="18"/>
-                      <w:szCs w:val="18"/>
+                      <w:rFonts w:cs="B Nazanin"/>
+                      <w:b/>
+                      <w:bCs/>
+                      <w:sz w:val="20"/>
+                      <w:szCs w:val="20"/>
                       <w:rtl/>
                       <w:lang w:bidi="fa-IR"/>
                     </w:rPr>
                   </w:pPr>
                   <w:r>
                     <w:rPr>
-                      <w:rFonts w:cs="B Titr" w:hint="cs"/>
-                      <w:sz w:val="18"/>
-                      <w:szCs w:val="18"/>
+                      <w:rFonts w:cs="B Nazanin" w:hint="cs"/>
+                      <w:b/>
+                      <w:bCs/>
+                      <w:sz w:val="20"/>
+                      <w:szCs w:val="20"/>
                       <w:rtl/>
                       <w:lang w:bidi="fa-IR"/>
                     </w:rPr>
@@ -1740,18 +2033,22 @@
                   </w:r>
                   <w:r>
                     <w:rPr>
-                      <w:rFonts w:cs="B Titr"/>
-                      <w:sz w:val="18"/>
-                      <w:szCs w:val="18"/>
+                      <w:rFonts w:cs="B Nazanin"/>
+                      <w:b/>
+                      <w:bCs/>
+                      <w:sz w:val="20"/>
+                      <w:szCs w:val="20"/>
                       <w:lang w:bidi="fa-IR"/>
                     </w:rPr>
                     <w:t xml:space="preserve">                     </w:t>
                   </w:r>
                   <w:r>
                     <w:rPr>
-                      <w:rFonts w:cs="B Titr" w:hint="cs"/>
-                      <w:sz w:val="18"/>
-                      <w:szCs w:val="18"/>
+                      <w:rFonts w:cs="B Nazanin" w:hint="cs"/>
+                      <w:b/>
+                      <w:bCs/>
+                      <w:sz w:val="20"/>
+                      <w:szCs w:val="20"/>
                       <w:rtl/>
                       <w:lang w:bidi="fa-IR"/>
                     </w:rPr>
@@ -1759,18 +2056,22 @@
                   </w:r>
                   <w:r>
                     <w:rPr>
-                      <w:rFonts w:cs="B Titr"/>
-                      <w:sz w:val="18"/>
-                      <w:szCs w:val="18"/>
+                      <w:rFonts w:cs="B Nazanin"/>
+                      <w:b/>
+                      <w:bCs/>
+                      <w:sz w:val="20"/>
+                      <w:szCs w:val="20"/>
                       <w:lang w:bidi="fa-IR"/>
                     </w:rPr>
                     <w:t xml:space="preserve">    </w:t>
                   </w:r>
                   <w:r>
                     <w:rPr>
-                      <w:rFonts w:cs="B Titr" w:hint="cs"/>
-                      <w:sz w:val="18"/>
-                      <w:szCs w:val="18"/>
+                      <w:rFonts w:cs="B Nazanin" w:hint="cs"/>
+                      <w:b/>
+                      <w:bCs/>
+                      <w:sz w:val="20"/>
+                      <w:szCs w:val="20"/>
                       <w:rtl/>
                       <w:lang w:bidi="fa-IR"/>
                     </w:rPr>
@@ -1778,18 +2079,22 @@
                   </w:r>
                   <w:r>
                     <w:rPr>
-                      <w:rFonts w:cs="B Titr"/>
-                      <w:sz w:val="18"/>
-                      <w:szCs w:val="18"/>
+                      <w:rFonts w:cs="B Nazanin"/>
+                      <w:b/>
+                      <w:bCs/>
+                      <w:sz w:val="20"/>
+                      <w:szCs w:val="20"/>
                       <w:lang w:bidi="fa-IR"/>
                     </w:rPr>
                     <w:t xml:space="preserve">                             </w:t>
                   </w:r>
                   <w:r>
                     <w:rPr>
-                      <w:rFonts w:cs="B Titr" w:hint="cs"/>
-                      <w:sz w:val="18"/>
-                      <w:szCs w:val="18"/>
+                      <w:rFonts w:cs="B Nazanin" w:hint="cs"/>
+                      <w:b/>
+                      <w:bCs/>
+                      <w:sz w:val="20"/>
+                      <w:szCs w:val="20"/>
                       <w:rtl/>
                       <w:lang w:bidi="fa-IR"/>
                     </w:rPr>
@@ -1803,6 +2108,7 @@
       </w:r>
       <w:r>
         <w:rPr>
+          <w:rFonts w:ascii="B Nazanin" w:hAnsi="B Nazanin" w:cs="B Nazanin"/>
           <w:noProof/>
           <w:sz w:val="28"/>
           <w:szCs w:val="28"/>
@@ -1810,7 +2116,7 @@
           <w:lang w:bidi="fa-IR"/>
         </w:rPr>
         <w:pict w14:anchorId="386529B6">
-          <v:shape id="_x0000_s1089" type="#_x0000_t202" style="position:absolute;left:0;text-align:left;margin-left:103pt;margin-top:375.95pt;width:251.15pt;height:45.2pt;z-index:5" strokecolor="white">
+          <v:shape id="_x0000_s1089" type="#_x0000_t202" style="position:absolute;left:0;text-align:left;margin-left:103pt;margin-top:375.95pt;width:251.15pt;height:45.2pt;z-index:4" strokecolor="white">
             <v:textbox style="mso-next-textbox:#_x0000_s1089">
               <w:txbxContent>
                 <w:p/>
@@ -3792,7 +4098,7 @@
     <w:rPrDefault>
       <w:rPr>
         <w:rFonts w:ascii="Times New Roman" w:eastAsia="Times New Roman" w:hAnsi="Times New Roman" w:cs="Times New Roman"/>
-        <w:lang w:val="en-GB" w:eastAsia="en-GB" w:bidi="ar-SA"/>
+        <w:lang w:val="en-US" w:eastAsia="en-US" w:bidi="fa-IR"/>
       </w:rPr>
     </w:rPrDefault>
     <w:pPrDefault/>
@@ -3813,6 +4119,50 @@
     <w:lsdException w:name="Subtitle" w:qFormat="1"/>
     <w:lsdException w:name="Strong" w:qFormat="1"/>
     <w:lsdException w:name="Emphasis" w:qFormat="1"/>
+    <w:lsdException w:name="Normal Table" w:semiHidden="1" w:unhideWhenUsed="1"/>
+    <w:lsdException w:name="Table Simple 1" w:semiHidden="1" w:unhideWhenUsed="1"/>
+    <w:lsdException w:name="Table Simple 2" w:semiHidden="1" w:unhideWhenUsed="1"/>
+    <w:lsdException w:name="Table Simple 3" w:semiHidden="1" w:unhideWhenUsed="1"/>
+    <w:lsdException w:name="Table Classic 1" w:semiHidden="1" w:unhideWhenUsed="1"/>
+    <w:lsdException w:name="Table Classic 2" w:semiHidden="1" w:unhideWhenUsed="1"/>
+    <w:lsdException w:name="Table Classic 3" w:semiHidden="1" w:unhideWhenUsed="1"/>
+    <w:lsdException w:name="Table Classic 4" w:semiHidden="1" w:unhideWhenUsed="1"/>
+    <w:lsdException w:name="Table Colorful 1" w:semiHidden="1" w:unhideWhenUsed="1"/>
+    <w:lsdException w:name="Table Colorful 2" w:semiHidden="1" w:unhideWhenUsed="1"/>
+    <w:lsdException w:name="Table Colorful 3" w:semiHidden="1" w:unhideWhenUsed="1"/>
+    <w:lsdException w:name="Table Columns 1" w:semiHidden="1" w:unhideWhenUsed="1"/>
+    <w:lsdException w:name="Table Columns 2" w:semiHidden="1" w:unhideWhenUsed="1"/>
+    <w:lsdException w:name="Table Columns 3" w:semiHidden="1" w:unhideWhenUsed="1"/>
+    <w:lsdException w:name="Table Columns 4" w:semiHidden="1" w:unhideWhenUsed="1"/>
+    <w:lsdException w:name="Table Columns 5" w:semiHidden="1" w:unhideWhenUsed="1"/>
+    <w:lsdException w:name="Table Grid 1" w:semiHidden="1" w:unhideWhenUsed="1"/>
+    <w:lsdException w:name="Table Grid 2" w:semiHidden="1" w:unhideWhenUsed="1"/>
+    <w:lsdException w:name="Table Grid 3" w:semiHidden="1" w:unhideWhenUsed="1"/>
+    <w:lsdException w:name="Table Grid 4" w:semiHidden="1" w:unhideWhenUsed="1"/>
+    <w:lsdException w:name="Table Grid 5" w:semiHidden="1" w:unhideWhenUsed="1"/>
+    <w:lsdException w:name="Table Grid 6" w:semiHidden="1" w:unhideWhenUsed="1"/>
+    <w:lsdException w:name="Table Grid 7" w:semiHidden="1" w:unhideWhenUsed="1"/>
+    <w:lsdException w:name="Table Grid 8" w:semiHidden="1" w:unhideWhenUsed="1"/>
+    <w:lsdException w:name="Table List 1" w:semiHidden="1" w:unhideWhenUsed="1"/>
+    <w:lsdException w:name="Table List 2" w:semiHidden="1" w:unhideWhenUsed="1"/>
+    <w:lsdException w:name="Table List 3" w:semiHidden="1" w:unhideWhenUsed="1"/>
+    <w:lsdException w:name="Table List 4" w:semiHidden="1" w:unhideWhenUsed="1"/>
+    <w:lsdException w:name="Table List 5" w:semiHidden="1" w:unhideWhenUsed="1"/>
+    <w:lsdException w:name="Table List 6" w:semiHidden="1" w:unhideWhenUsed="1"/>
+    <w:lsdException w:name="Table List 7" w:semiHidden="1" w:unhideWhenUsed="1"/>
+    <w:lsdException w:name="Table List 8" w:semiHidden="1" w:unhideWhenUsed="1"/>
+    <w:lsdException w:name="Table 3D effects 1" w:semiHidden="1" w:unhideWhenUsed="1"/>
+    <w:lsdException w:name="Table 3D effects 2" w:semiHidden="1" w:unhideWhenUsed="1"/>
+    <w:lsdException w:name="Table 3D effects 3" w:semiHidden="1" w:unhideWhenUsed="1"/>
+    <w:lsdException w:name="Table Contemporary" w:semiHidden="1" w:unhideWhenUsed="1"/>
+    <w:lsdException w:name="Table Elegant" w:semiHidden="1" w:unhideWhenUsed="1"/>
+    <w:lsdException w:name="Table Professional" w:semiHidden="1" w:unhideWhenUsed="1"/>
+    <w:lsdException w:name="Table Subtle 1" w:semiHidden="1" w:unhideWhenUsed="1"/>
+    <w:lsdException w:name="Table Subtle 2" w:semiHidden="1" w:unhideWhenUsed="1"/>
+    <w:lsdException w:name="Table Web 1" w:semiHidden="1" w:unhideWhenUsed="1"/>
+    <w:lsdException w:name="Table Web 2" w:semiHidden="1" w:unhideWhenUsed="1"/>
+    <w:lsdException w:name="Table Web 3" w:semiHidden="1" w:unhideWhenUsed="1"/>
+    <w:lsdException w:name="Table Theme" w:semiHidden="1" w:unhideWhenUsed="1"/>
     <w:lsdException w:name="Placeholder Text" w:semiHidden="1" w:uiPriority="99"/>
     <w:lsdException w:name="No Spacing" w:uiPriority="1" w:qFormat="1"/>
     <w:lsdException w:name="Light Shading" w:uiPriority="60"/>
@@ -4040,7 +4390,7 @@
     <w:rPr>
       <w:sz w:val="24"/>
       <w:szCs w:val="24"/>
-      <w:lang w:val="en-US" w:eastAsia="en-US"/>
+      <w:lang w:bidi="ar-SA"/>
     </w:rPr>
   </w:style>
   <w:style w:type="paragraph" w:styleId="Heading1">
@@ -4209,11 +4559,15 @@
   </w:style>
   <w:style w:type="character" w:default="1" w:styleId="DefaultParagraphFont">
     <w:name w:val="Default Paragraph Font"/>
+    <w:uiPriority w:val="1"/>
     <w:semiHidden/>
+    <w:unhideWhenUsed/>
   </w:style>
   <w:style w:type="table" w:default="1" w:styleId="TableNormal">
     <w:name w:val="Normal Table"/>
+    <w:uiPriority w:val="99"/>
     <w:semiHidden/>
+    <w:unhideWhenUsed/>
     <w:tblPr>
       <w:tblInd w:w="0" w:type="dxa"/>
       <w:tblCellMar>
@@ -4226,7 +4580,9 @@
   </w:style>
   <w:style w:type="numbering" w:default="1" w:styleId="NoList">
     <w:name w:val="No List"/>
+    <w:uiPriority w:val="99"/>
     <w:semiHidden/>
+    <w:unhideWhenUsed/>
   </w:style>
   <w:style w:type="paragraph" w:styleId="BodyText">
     <w:name w:val="Body Text"/>
